--- a/КурсовойПроект.docx
+++ b/КурсовойПроект.docx
@@ -157,7 +157,6 @@
         <w:ind w:left="5400"/>
         <w:rPr>
           <w:sz w:val="28"/>
-          <w:lang w:val="en-US"/>
         </w:rPr>
       </w:pPr>
       <w:bookmarkStart w:id="4" w:name="_Hlk199757005"/>
@@ -171,7 +170,6 @@
       <w:r>
         <w:rPr>
           <w:sz w:val="28"/>
-          <w:lang w:val="en-US"/>
         </w:rPr>
         <w:t>:</w:t>
       </w:r>
@@ -1308,8 +1306,6 @@
             </w:r>
           </w:p>
         </w:tc>
-        <w:bookmarkStart w:id="8" w:name="_GoBack"/>
-        <w:bookmarkEnd w:id="8"/>
       </w:tr>
       <w:tr>
         <w:tc>
@@ -1811,7 +1807,7 @@
           <w:bCs/>
         </w:rPr>
       </w:pPr>
-      <w:bookmarkStart w:id="9" w:name="_Toc199931729"/>
+      <w:bookmarkStart w:id="8" w:name="_Toc199931729"/>
       <w:r>
         <w:rPr>
           <w:rFonts w:ascii="Times New Roman" w:hAnsi="Times New Roman" w:cs="Times New Roman"/>
@@ -1823,7 +1819,7 @@
         <w:t>ВВЕДЕНИЕ</w:t>
       </w:r>
       <w:bookmarkEnd w:id="7"/>
-      <w:bookmarkEnd w:id="9"/>
+      <w:bookmarkEnd w:id="8"/>
     </w:p>
     <w:p>
       <w:pPr>
@@ -2159,14 +2155,14 @@
         <w:pStyle w:val="12"/>
         <w:spacing w:before="0"/>
       </w:pPr>
-      <w:bookmarkStart w:id="10" w:name="_Toc187791828"/>
-      <w:bookmarkStart w:id="11" w:name="_Toc199931730"/>
+      <w:bookmarkStart w:id="9" w:name="_Toc187791828"/>
+      <w:bookmarkStart w:id="10" w:name="_Toc199931730"/>
       <w:r>
         <w:lastRenderedPageBreak/>
         <w:t>ГЛАВА 1. АНАЛИТИЧЕСКАЯ ЧАСТЬ</w:t>
       </w:r>
+      <w:bookmarkEnd w:id="9"/>
       <w:bookmarkEnd w:id="10"/>
-      <w:bookmarkEnd w:id="11"/>
     </w:p>
     <w:p>
       <w:pPr>
@@ -2190,13 +2186,13 @@
         <w:spacing w:before="0"/>
         <w:ind w:left="0" w:firstLine="0"/>
       </w:pPr>
-      <w:bookmarkStart w:id="12" w:name="_Toc187791829"/>
-      <w:bookmarkStart w:id="13" w:name="_Toc199931731"/>
+      <w:bookmarkStart w:id="11" w:name="_Toc187791829"/>
+      <w:bookmarkStart w:id="12" w:name="_Toc199931731"/>
       <w:r>
         <w:t>Анализ предметной области</w:t>
       </w:r>
+      <w:bookmarkEnd w:id="11"/>
       <w:bookmarkEnd w:id="12"/>
-      <w:bookmarkEnd w:id="13"/>
     </w:p>
     <w:p>
       <w:pPr>
@@ -2369,14 +2365,14 @@
         <w:rPr>
           <w:sz w:val="28"/>
         </w:rPr>
-        <w:t xml:space="preserve">Педагогический работник – физическое лицо, которое состоит в </w:t>
+        <w:t xml:space="preserve">Педагогический работник – физическое лицо, которое состоит в трудовых, </w:t>
       </w:r>
       <w:r>
         <w:rPr>
           <w:sz w:val="28"/>
         </w:rPr>
         <w:lastRenderedPageBreak/>
-        <w:t>трудовых, служебных отношениях с организацией, осуществляющей образовательную деятельность, и выполняет обязанности по обучению, воспитанию обучающихся и (или) организации образовательной деятельности [1].</w:t>
+        <w:t>служебных отношениях с организацией, осуществляющей образовательную деятельность, и выполняет обязанности по обучению, воспитанию обучающихся и (или) организации образовательной деятельности [1].</w:t>
       </w:r>
     </w:p>
     <w:p>
@@ -2475,6 +2471,7 @@
       </w:pPr>
       <w:r>
         <w:rPr>
+          <w:noProof/>
           <w:sz w:val="28"/>
         </w:rPr>
         <w:drawing>
@@ -2554,14 +2551,14 @@
         <w:rPr>
           <w:sz w:val="28"/>
         </w:rPr>
-        <w:t xml:space="preserve">Для анализа предметной области по данной теме были изучены ключевые </w:t>
+        <w:t xml:space="preserve">Для анализа предметной области по данной теме были изучены ключевые нормативные документы, регламентирующие организацию работы в сфере СПО, </w:t>
       </w:r>
       <w:r>
         <w:rPr>
           <w:sz w:val="28"/>
         </w:rPr>
         <w:lastRenderedPageBreak/>
-        <w:t>нормативные документы, регламентирующие организацию работы в сфере СПО, включая Федеральный закон от 29.12.2012 № 273-ФЗ «Об образовании в Российской Федерации»[1]. Изучение этого документа позволило сформировать четкое представление о правах и обязанностях обучающихся и образовательных организаций, а также общих требованиях к документационному обеспечению учебного процесса. Кроме того, был проанализирован Приказ Минобрнауки России от 14.06.2013 № 464 «Об утверждении Порядка организации и осуществления образовательной деятельности по образовательным программам среднего профессионального образования»[2], который детализирует правила формирования контингента, ведения документации и учета успеваемости.</w:t>
+        <w:t>включая Федеральный закон от 29.12.2012 № 273-ФЗ «Об образовании в Российской Федерации»[1]. Изучение этого документа позволило сформировать четкое представление о правах и обязанностях обучающихся и образовательных организаций, а также общих требованиях к документационному обеспечению учебного процесса. Кроме того, был проанализирован Приказ Минобрнауки России от 14.06.2013 № 464 «Об утверждении Порядка организации и осуществления образовательной деятельности по образовательным программам среднего профессионального образования»[2], который детализирует правила формирования контингента, ведения документации и учета успеваемости.</w:t>
       </w:r>
     </w:p>
     <w:p>
@@ -2717,671 +2714,670 @@
         <w:rPr>
           <w:sz w:val="28"/>
         </w:rPr>
+        <w:t>Правило ввода – системные требования или ограничения для ввода данных (например, маска для телефона, формат даты, валидация на уникальность).</w:t>
+      </w:r>
+    </w:p>
+    <w:p>
+      <w:pPr>
+        <w:widowControl w:val="0"/>
+        <w:spacing w:line="360" w:lineRule="auto"/>
+        <w:jc w:val="both"/>
+        <w:rPr>
+          <w:sz w:val="28"/>
+        </w:rPr>
+      </w:pPr>
+    </w:p>
+    <w:p>
+      <w:pPr>
+        <w:widowControl w:val="0"/>
+        <w:spacing w:line="360" w:lineRule="auto"/>
+        <w:jc w:val="both"/>
+        <w:rPr>
+          <w:sz w:val="28"/>
+        </w:rPr>
+      </w:pPr>
+      <w:r>
+        <w:rPr>
+          <w:sz w:val="28"/>
+        </w:rPr>
+        <w:t>Обязательность ввода – указание, является ли поле обязательным для заполнения.</w:t>
+      </w:r>
+    </w:p>
+    <w:p>
+      <w:pPr>
+        <w:widowControl w:val="0"/>
+        <w:spacing w:line="360" w:lineRule="auto"/>
+        <w:jc w:val="both"/>
+        <w:rPr>
+          <w:sz w:val="28"/>
+        </w:rPr>
+      </w:pPr>
+    </w:p>
+    <w:p>
+      <w:pPr>
+        <w:widowControl w:val="0"/>
+        <w:spacing w:line="360" w:lineRule="auto"/>
+        <w:jc w:val="both"/>
+        <w:rPr>
+          <w:sz w:val="28"/>
+        </w:rPr>
+      </w:pPr>
+      <w:r>
+        <w:rPr>
+          <w:sz w:val="28"/>
+        </w:rPr>
+        <w:t>Комментарий – дополнительная информация по заполнению или логике работы поля.</w:t>
+      </w:r>
+    </w:p>
+    <w:p>
+      <w:pPr>
+        <w:widowControl w:val="0"/>
+        <w:spacing w:line="360" w:lineRule="auto"/>
+        <w:jc w:val="both"/>
+        <w:rPr>
+          <w:sz w:val="28"/>
+        </w:rPr>
+      </w:pPr>
+    </w:p>
+    <w:p>
+      <w:pPr>
+        <w:widowControl w:val="0"/>
+        <w:spacing w:line="360" w:lineRule="auto"/>
+        <w:jc w:val="both"/>
+        <w:rPr>
+          <w:sz w:val="28"/>
+        </w:rPr>
+      </w:pPr>
+      <w:r>
+        <w:rPr>
+          <w:sz w:val="28"/>
+        </w:rPr>
+        <w:t>На основе этого подхода была определена базовая структура электронной карты студента, включающая следующие основные разделы:</w:t>
+      </w:r>
+    </w:p>
+    <w:p>
+      <w:pPr>
+        <w:widowControl w:val="0"/>
+        <w:spacing w:line="360" w:lineRule="auto"/>
+        <w:jc w:val="both"/>
+        <w:rPr>
+          <w:sz w:val="28"/>
+        </w:rPr>
+      </w:pPr>
+    </w:p>
+    <w:p>
+      <w:pPr>
+        <w:widowControl w:val="0"/>
+        <w:spacing w:line="360" w:lineRule="auto"/>
+        <w:jc w:val="both"/>
+        <w:rPr>
+          <w:sz w:val="28"/>
+        </w:rPr>
+      </w:pPr>
+      <w:r>
+        <w:rPr>
+          <w:sz w:val="28"/>
+        </w:rPr>
+        <w:t>Раздел «Персональные данные» включает обязательный набор полей:</w:t>
+      </w:r>
+    </w:p>
+    <w:p>
+      <w:pPr>
+        <w:widowControl w:val="0"/>
+        <w:spacing w:line="360" w:lineRule="auto"/>
+        <w:jc w:val="both"/>
+        <w:rPr>
+          <w:sz w:val="28"/>
+        </w:rPr>
+      </w:pPr>
+    </w:p>
+    <w:p>
+      <w:pPr>
+        <w:widowControl w:val="0"/>
+        <w:spacing w:line="360" w:lineRule="auto"/>
+        <w:jc w:val="both"/>
+        <w:rPr>
+          <w:sz w:val="28"/>
+        </w:rPr>
+      </w:pPr>
+      <w:r>
+        <w:rPr>
+          <w:sz w:val="28"/>
+        </w:rPr>
+        <w:t>Уникальный идентификатор (ID, генерируемый системой или номер зачетной книжки);</w:t>
+      </w:r>
+    </w:p>
+    <w:p>
+      <w:pPr>
+        <w:widowControl w:val="0"/>
+        <w:spacing w:line="360" w:lineRule="auto"/>
+        <w:jc w:val="both"/>
+        <w:rPr>
+          <w:sz w:val="28"/>
+        </w:rPr>
+      </w:pPr>
+    </w:p>
+    <w:p>
+      <w:pPr>
+        <w:widowControl w:val="0"/>
+        <w:spacing w:line="360" w:lineRule="auto"/>
+        <w:jc w:val="both"/>
+        <w:rPr>
+          <w:sz w:val="28"/>
+        </w:rPr>
+      </w:pPr>
+      <w:r>
+        <w:rPr>
+          <w:sz w:val="28"/>
+        </w:rPr>
+        <w:t>Фамилия;</w:t>
+      </w:r>
+    </w:p>
+    <w:p>
+      <w:pPr>
+        <w:widowControl w:val="0"/>
+        <w:spacing w:line="360" w:lineRule="auto"/>
+        <w:jc w:val="both"/>
+        <w:rPr>
+          <w:sz w:val="28"/>
+        </w:rPr>
+      </w:pPr>
+    </w:p>
+    <w:p>
+      <w:pPr>
+        <w:widowControl w:val="0"/>
+        <w:spacing w:line="360" w:lineRule="auto"/>
+        <w:jc w:val="both"/>
+        <w:rPr>
+          <w:sz w:val="28"/>
+        </w:rPr>
+      </w:pPr>
+      <w:r>
+        <w:rPr>
+          <w:sz w:val="28"/>
+        </w:rPr>
+        <w:t>Имя;</w:t>
+      </w:r>
+    </w:p>
+    <w:p>
+      <w:pPr>
+        <w:widowControl w:val="0"/>
+        <w:spacing w:line="360" w:lineRule="auto"/>
+        <w:jc w:val="both"/>
+        <w:rPr>
+          <w:sz w:val="28"/>
+        </w:rPr>
+      </w:pPr>
+    </w:p>
+    <w:p>
+      <w:pPr>
+        <w:widowControl w:val="0"/>
+        <w:spacing w:line="360" w:lineRule="auto"/>
+        <w:jc w:val="both"/>
+        <w:rPr>
+          <w:sz w:val="28"/>
+        </w:rPr>
+      </w:pPr>
+      <w:r>
+        <w:rPr>
+          <w:sz w:val="28"/>
+        </w:rPr>
+        <w:t>Отчество;</w:t>
+      </w:r>
+    </w:p>
+    <w:p>
+      <w:pPr>
+        <w:widowControl w:val="0"/>
+        <w:spacing w:line="360" w:lineRule="auto"/>
+        <w:jc w:val="both"/>
+        <w:rPr>
+          <w:sz w:val="28"/>
+        </w:rPr>
+      </w:pPr>
+    </w:p>
+    <w:p>
+      <w:pPr>
+        <w:widowControl w:val="0"/>
+        <w:spacing w:line="360" w:lineRule="auto"/>
+        <w:jc w:val="both"/>
+        <w:rPr>
+          <w:sz w:val="28"/>
+        </w:rPr>
+      </w:pPr>
+      <w:r>
+        <w:rPr>
+          <w:sz w:val="28"/>
+        </w:rPr>
+        <w:t>Дата рождения;</w:t>
+      </w:r>
+    </w:p>
+    <w:p>
+      <w:pPr>
+        <w:widowControl w:val="0"/>
+        <w:spacing w:line="360" w:lineRule="auto"/>
+        <w:jc w:val="both"/>
+        <w:rPr>
+          <w:sz w:val="28"/>
+        </w:rPr>
+      </w:pPr>
+    </w:p>
+    <w:p>
+      <w:pPr>
+        <w:widowControl w:val="0"/>
+        <w:spacing w:line="360" w:lineRule="auto"/>
+        <w:jc w:val="both"/>
+        <w:rPr>
+          <w:sz w:val="28"/>
+        </w:rPr>
+      </w:pPr>
+      <w:r>
+        <w:rPr>
+          <w:sz w:val="28"/>
+        </w:rPr>
+        <w:t>Документ, удостоверяющий личность (тип, серия, номер);</w:t>
+      </w:r>
+    </w:p>
+    <w:p>
+      <w:pPr>
+        <w:widowControl w:val="0"/>
+        <w:spacing w:line="360" w:lineRule="auto"/>
+        <w:jc w:val="both"/>
+        <w:rPr>
+          <w:sz w:val="28"/>
+        </w:rPr>
+      </w:pPr>
+    </w:p>
+    <w:p>
+      <w:pPr>
+        <w:widowControl w:val="0"/>
+        <w:spacing w:line="360" w:lineRule="auto"/>
+        <w:jc w:val="both"/>
+        <w:rPr>
+          <w:sz w:val="28"/>
+        </w:rPr>
+      </w:pPr>
+      <w:r>
+        <w:rPr>
+          <w:sz w:val="28"/>
+        </w:rPr>
+        <w:t>Контактная информация (телефон, email);</w:t>
+      </w:r>
+    </w:p>
+    <w:p>
+      <w:pPr>
+        <w:widowControl w:val="0"/>
+        <w:spacing w:line="360" w:lineRule="auto"/>
+        <w:jc w:val="both"/>
+        <w:rPr>
+          <w:sz w:val="28"/>
+        </w:rPr>
+      </w:pPr>
+    </w:p>
+    <w:p>
+      <w:pPr>
+        <w:widowControl w:val="0"/>
+        <w:spacing w:line="360" w:lineRule="auto"/>
+        <w:jc w:val="both"/>
+        <w:rPr>
+          <w:sz w:val="28"/>
+        </w:rPr>
+      </w:pPr>
+      <w:r>
+        <w:rPr>
+          <w:sz w:val="28"/>
+        </w:rPr>
+        <w:t>Адрес регистрации/проживания.</w:t>
+      </w:r>
+    </w:p>
+    <w:p>
+      <w:pPr>
+        <w:widowControl w:val="0"/>
+        <w:spacing w:line="360" w:lineRule="auto"/>
+        <w:jc w:val="both"/>
+        <w:rPr>
+          <w:sz w:val="28"/>
+        </w:rPr>
+      </w:pPr>
+    </w:p>
+    <w:p>
+      <w:pPr>
+        <w:widowControl w:val="0"/>
+        <w:spacing w:line="360" w:lineRule="auto"/>
+        <w:jc w:val="both"/>
+        <w:rPr>
+          <w:sz w:val="28"/>
+        </w:rPr>
+      </w:pPr>
+      <w:r>
+        <w:rPr>
+          <w:sz w:val="28"/>
+        </w:rPr>
+        <w:t>Раздел «Академические данные» включает:</w:t>
+      </w:r>
+    </w:p>
+    <w:p>
+      <w:pPr>
+        <w:widowControl w:val="0"/>
+        <w:spacing w:line="360" w:lineRule="auto"/>
+        <w:jc w:val="both"/>
+        <w:rPr>
+          <w:sz w:val="28"/>
+        </w:rPr>
+      </w:pPr>
+    </w:p>
+    <w:p>
+      <w:pPr>
+        <w:widowControl w:val="0"/>
+        <w:spacing w:line="360" w:lineRule="auto"/>
+        <w:jc w:val="both"/>
+        <w:rPr>
+          <w:sz w:val="28"/>
+        </w:rPr>
+      </w:pPr>
+      <w:r>
+        <w:rPr>
+          <w:sz w:val="28"/>
+        </w:rPr>
+        <w:t>Привязка к объекту «Группа» (с атрибутами: название, специальность, курс, форма обучения);</w:t>
+      </w:r>
+    </w:p>
+    <w:p>
+      <w:pPr>
+        <w:widowControl w:val="0"/>
+        <w:spacing w:line="360" w:lineRule="auto"/>
+        <w:jc w:val="both"/>
+        <w:rPr>
+          <w:sz w:val="28"/>
+        </w:rPr>
+      </w:pPr>
+    </w:p>
+    <w:p>
+      <w:pPr>
+        <w:widowControl w:val="0"/>
+        <w:spacing w:line="360" w:lineRule="auto"/>
+        <w:jc w:val="both"/>
+        <w:rPr>
+          <w:sz w:val="28"/>
+        </w:rPr>
+      </w:pPr>
+      <w:r>
+        <w:rPr>
+          <w:sz w:val="28"/>
+        </w:rPr>
+        <w:t>Год поступления;</w:t>
+      </w:r>
+    </w:p>
+    <w:p>
+      <w:pPr>
+        <w:widowControl w:val="0"/>
+        <w:spacing w:line="360" w:lineRule="auto"/>
+        <w:jc w:val="both"/>
+        <w:rPr>
+          <w:sz w:val="28"/>
+        </w:rPr>
+      </w:pPr>
+    </w:p>
+    <w:p>
+      <w:pPr>
+        <w:widowControl w:val="0"/>
+        <w:spacing w:line="360" w:lineRule="auto"/>
+        <w:jc w:val="both"/>
+        <w:rPr>
+          <w:sz w:val="28"/>
+        </w:rPr>
+      </w:pPr>
+      <w:r>
+        <w:rPr>
+          <w:sz w:val="28"/>
+        </w:rPr>
+        <w:t>Основа обучения (бюджет/внебюджет);</w:t>
+      </w:r>
+    </w:p>
+    <w:p>
+      <w:pPr>
+        <w:widowControl w:val="0"/>
+        <w:spacing w:line="360" w:lineRule="auto"/>
+        <w:jc w:val="both"/>
+        <w:rPr>
+          <w:sz w:val="28"/>
+        </w:rPr>
+      </w:pPr>
+    </w:p>
+    <w:p>
+      <w:pPr>
+        <w:widowControl w:val="0"/>
+        <w:spacing w:line="360" w:lineRule="auto"/>
+        <w:jc w:val="both"/>
+        <w:rPr>
+          <w:sz w:val="28"/>
+        </w:rPr>
+      </w:pPr>
+      <w:r>
+        <w:rPr>
+          <w:sz w:val="28"/>
+        </w:rPr>
+        <w:t>Статус (обучается, академический отпуск, отчислен).</w:t>
+      </w:r>
+    </w:p>
+    <w:p>
+      <w:pPr>
+        <w:widowControl w:val="0"/>
+        <w:spacing w:line="360" w:lineRule="auto"/>
+        <w:jc w:val="both"/>
+        <w:rPr>
+          <w:sz w:val="28"/>
+        </w:rPr>
+      </w:pPr>
+    </w:p>
+    <w:p>
+      <w:pPr>
+        <w:widowControl w:val="0"/>
+        <w:spacing w:line="360" w:lineRule="auto"/>
+        <w:jc w:val="both"/>
+        <w:rPr>
+          <w:sz w:val="28"/>
+        </w:rPr>
+      </w:pPr>
+      <w:r>
+        <w:rPr>
+          <w:sz w:val="28"/>
+        </w:rPr>
+        <w:t>Раздел «Успеваемость» (реализуется через связь сущностей):</w:t>
+      </w:r>
+    </w:p>
+    <w:p>
+      <w:pPr>
+        <w:widowControl w:val="0"/>
+        <w:spacing w:line="360" w:lineRule="auto"/>
+        <w:jc w:val="both"/>
+        <w:rPr>
+          <w:sz w:val="28"/>
+        </w:rPr>
+      </w:pPr>
+    </w:p>
+    <w:p>
+      <w:pPr>
+        <w:widowControl w:val="0"/>
+        <w:spacing w:line="360" w:lineRule="auto"/>
+        <w:jc w:val="both"/>
+        <w:rPr>
+          <w:sz w:val="28"/>
+        </w:rPr>
+      </w:pPr>
+      <w:r>
+        <w:rPr>
+          <w:sz w:val="28"/>
+        </w:rPr>
+        <w:t>Дисциплина (из справочника);</w:t>
+      </w:r>
+    </w:p>
+    <w:p>
+      <w:pPr>
+        <w:widowControl w:val="0"/>
+        <w:spacing w:line="360" w:lineRule="auto"/>
+        <w:jc w:val="both"/>
+        <w:rPr>
+          <w:sz w:val="28"/>
+        </w:rPr>
+      </w:pPr>
+    </w:p>
+    <w:p>
+      <w:pPr>
+        <w:widowControl w:val="0"/>
+        <w:spacing w:line="360" w:lineRule="auto"/>
+        <w:jc w:val="both"/>
+        <w:rPr>
+          <w:sz w:val="28"/>
+        </w:rPr>
+      </w:pPr>
+      <w:r>
+        <w:rPr>
+          <w:sz w:val="28"/>
+        </w:rPr>
+        <w:t>Вид контроля (экзамен, зачет и т.д.);</w:t>
+      </w:r>
+    </w:p>
+    <w:p>
+      <w:pPr>
+        <w:widowControl w:val="0"/>
+        <w:spacing w:line="360" w:lineRule="auto"/>
+        <w:jc w:val="both"/>
+        <w:rPr>
+          <w:sz w:val="28"/>
+        </w:rPr>
+      </w:pPr>
+    </w:p>
+    <w:p>
+      <w:pPr>
+        <w:widowControl w:val="0"/>
+        <w:spacing w:line="360" w:lineRule="auto"/>
+        <w:jc w:val="both"/>
+        <w:rPr>
+          <w:sz w:val="28"/>
+        </w:rPr>
+      </w:pPr>
+      <w:r>
+        <w:rPr>
+          <w:sz w:val="28"/>
+        </w:rPr>
+        <w:t>Оценка/результат;</w:t>
+      </w:r>
+    </w:p>
+    <w:p>
+      <w:pPr>
+        <w:widowControl w:val="0"/>
+        <w:spacing w:line="360" w:lineRule="auto"/>
+        <w:jc w:val="both"/>
+        <w:rPr>
+          <w:sz w:val="28"/>
+        </w:rPr>
+      </w:pPr>
+    </w:p>
+    <w:p>
+      <w:pPr>
+        <w:widowControl w:val="0"/>
+        <w:spacing w:line="360" w:lineRule="auto"/>
+        <w:jc w:val="both"/>
+        <w:rPr>
+          <w:sz w:val="28"/>
+        </w:rPr>
+      </w:pPr>
+      <w:r>
+        <w:rPr>
+          <w:sz w:val="28"/>
+        </w:rPr>
+        <w:t>Дата аттестации;</w:t>
+      </w:r>
+    </w:p>
+    <w:p>
+      <w:pPr>
+        <w:widowControl w:val="0"/>
+        <w:spacing w:line="360" w:lineRule="auto"/>
+        <w:jc w:val="both"/>
+        <w:rPr>
+          <w:sz w:val="28"/>
+        </w:rPr>
+      </w:pPr>
+    </w:p>
+    <w:p>
+      <w:pPr>
+        <w:widowControl w:val="0"/>
+        <w:spacing w:line="360" w:lineRule="auto"/>
+        <w:jc w:val="both"/>
+        <w:rPr>
+          <w:sz w:val="28"/>
+        </w:rPr>
+      </w:pPr>
+      <w:r>
+        <w:rPr>
+          <w:sz w:val="28"/>
+        </w:rPr>
+        <w:t>ФИО преподавателя (может быть связано со справочником сотрудников).</w:t>
+      </w:r>
+    </w:p>
+    <w:p>
+      <w:pPr>
+        <w:widowControl w:val="0"/>
+        <w:spacing w:line="360" w:lineRule="auto"/>
+        <w:jc w:val="both"/>
+        <w:rPr>
+          <w:sz w:val="28"/>
+        </w:rPr>
+      </w:pPr>
+    </w:p>
+    <w:p>
+      <w:pPr>
+        <w:widowControl w:val="0"/>
+        <w:spacing w:line="360" w:lineRule="auto"/>
+        <w:jc w:val="both"/>
+        <w:rPr>
+          <w:sz w:val="28"/>
+        </w:rPr>
+      </w:pPr>
+      <w:r>
+        <w:rPr>
+          <w:sz w:val="28"/>
+        </w:rPr>
+        <w:t>Для наглядности на рисунке 1.2 представлен концептуальный макет интерфейса модуля, разработанный с учетом принципов WPF (Windows Presentation Foundation), демонстрирующий основное окно со списком студентов, панелью навигации и областями для редактирования данных.</w:t>
+      </w:r>
+    </w:p>
+    <w:p>
+      <w:pPr>
+        <w:widowControl w:val="0"/>
+        <w:spacing w:line="360" w:lineRule="auto"/>
+        <w:jc w:val="both"/>
+        <w:rPr>
+          <w:sz w:val="28"/>
+        </w:rPr>
+      </w:pPr>
+    </w:p>
+    <w:p>
+      <w:pPr>
+        <w:widowControl w:val="0"/>
+        <w:spacing w:line="360" w:lineRule="auto"/>
+        <w:jc w:val="both"/>
+        <w:rPr>
+          <w:sz w:val="28"/>
+        </w:rPr>
+      </w:pPr>
+      <w:r>
+        <w:rPr>
+          <w:sz w:val="28"/>
+        </w:rPr>
+        <w:t xml:space="preserve">На основе анализа предметной области нами была построена ER-диаграмма (Entity-Relationship) (Рисунок 1.3), отражающая ключевые сущности и их связи. В диаграмму вошли сущности: Student (Студент), StudentGroup (Учебная </w:t>
+      </w:r>
+      <w:r>
+        <w:rPr>
+          <w:sz w:val="28"/>
+        </w:rPr>
         <w:lastRenderedPageBreak/>
-        <w:t>Правило ввода – системные требования или ограничения для ввода данных (например, маска для телефона, формат даты, валидация на уникальность).</w:t>
+        <w:t>группа), Specialty (Специальность), Discipline (Дисциплина), AcademicPerformance (Успеваемость), Employee (Сотрудник).</w:t>
       </w:r>
     </w:p>
     <w:p>
       <w:pPr>
         <w:widowControl w:val="0"/>
         <w:spacing w:line="360" w:lineRule="auto"/>
-        <w:jc w:val="both"/>
-        <w:rPr>
-          <w:sz w:val="28"/>
-        </w:rPr>
-      </w:pPr>
-    </w:p>
-    <w:p>
-      <w:pPr>
-        <w:widowControl w:val="0"/>
-        <w:spacing w:line="360" w:lineRule="auto"/>
-        <w:jc w:val="both"/>
-        <w:rPr>
-          <w:sz w:val="28"/>
-        </w:rPr>
-      </w:pPr>
-      <w:r>
-        <w:rPr>
-          <w:sz w:val="28"/>
-        </w:rPr>
-        <w:t>Обязательность ввода – указание, является ли поле обязательным для заполнения.</w:t>
-      </w:r>
-    </w:p>
-    <w:p>
-      <w:pPr>
-        <w:widowControl w:val="0"/>
-        <w:spacing w:line="360" w:lineRule="auto"/>
-        <w:jc w:val="both"/>
-        <w:rPr>
-          <w:sz w:val="28"/>
-        </w:rPr>
-      </w:pPr>
-    </w:p>
-    <w:p>
-      <w:pPr>
-        <w:widowControl w:val="0"/>
-        <w:spacing w:line="360" w:lineRule="auto"/>
-        <w:jc w:val="both"/>
-        <w:rPr>
-          <w:sz w:val="28"/>
-        </w:rPr>
-      </w:pPr>
-      <w:r>
-        <w:rPr>
-          <w:sz w:val="28"/>
-        </w:rPr>
-        <w:t>Комментарий – дополнительная информация по заполнению или логике работы поля.</w:t>
-      </w:r>
-    </w:p>
-    <w:p>
-      <w:pPr>
-        <w:widowControl w:val="0"/>
-        <w:spacing w:line="360" w:lineRule="auto"/>
-        <w:jc w:val="both"/>
-        <w:rPr>
-          <w:sz w:val="28"/>
-        </w:rPr>
-      </w:pPr>
-    </w:p>
-    <w:p>
-      <w:pPr>
-        <w:widowControl w:val="0"/>
-        <w:spacing w:line="360" w:lineRule="auto"/>
-        <w:jc w:val="both"/>
-        <w:rPr>
-          <w:sz w:val="28"/>
-        </w:rPr>
-      </w:pPr>
-      <w:r>
-        <w:rPr>
-          <w:sz w:val="28"/>
-        </w:rPr>
-        <w:t>На основе этого подхода была определена базовая структура электронной карты студента, включающая следующие основные разделы:</w:t>
-      </w:r>
-    </w:p>
-    <w:p>
-      <w:pPr>
-        <w:widowControl w:val="0"/>
-        <w:spacing w:line="360" w:lineRule="auto"/>
-        <w:jc w:val="both"/>
-        <w:rPr>
-          <w:sz w:val="28"/>
-        </w:rPr>
-      </w:pPr>
-    </w:p>
-    <w:p>
-      <w:pPr>
-        <w:widowControl w:val="0"/>
-        <w:spacing w:line="360" w:lineRule="auto"/>
-        <w:jc w:val="both"/>
-        <w:rPr>
-          <w:sz w:val="28"/>
-        </w:rPr>
-      </w:pPr>
-      <w:r>
-        <w:rPr>
-          <w:sz w:val="28"/>
-        </w:rPr>
-        <w:t>Раздел «Персональные данные» включает обязательный набор полей:</w:t>
-      </w:r>
-    </w:p>
-    <w:p>
-      <w:pPr>
-        <w:widowControl w:val="0"/>
-        <w:spacing w:line="360" w:lineRule="auto"/>
-        <w:jc w:val="both"/>
-        <w:rPr>
-          <w:sz w:val="28"/>
-        </w:rPr>
-      </w:pPr>
-    </w:p>
-    <w:p>
-      <w:pPr>
-        <w:widowControl w:val="0"/>
-        <w:spacing w:line="360" w:lineRule="auto"/>
-        <w:jc w:val="both"/>
-        <w:rPr>
-          <w:sz w:val="28"/>
-        </w:rPr>
-      </w:pPr>
-      <w:r>
-        <w:rPr>
-          <w:sz w:val="28"/>
-        </w:rPr>
-        <w:t>Уникальный идентификатор (ID, генерируемый системой или номер зачетной книжки);</w:t>
-      </w:r>
-    </w:p>
-    <w:p>
-      <w:pPr>
-        <w:widowControl w:val="0"/>
-        <w:spacing w:line="360" w:lineRule="auto"/>
-        <w:jc w:val="both"/>
-        <w:rPr>
-          <w:sz w:val="28"/>
-        </w:rPr>
-      </w:pPr>
-    </w:p>
-    <w:p>
-      <w:pPr>
-        <w:widowControl w:val="0"/>
-        <w:spacing w:line="360" w:lineRule="auto"/>
-        <w:jc w:val="both"/>
-        <w:rPr>
-          <w:sz w:val="28"/>
-        </w:rPr>
-      </w:pPr>
-      <w:r>
-        <w:rPr>
-          <w:sz w:val="28"/>
-        </w:rPr>
-        <w:t>Фамилия;</w:t>
-      </w:r>
-    </w:p>
-    <w:p>
-      <w:pPr>
-        <w:widowControl w:val="0"/>
-        <w:spacing w:line="360" w:lineRule="auto"/>
-        <w:jc w:val="both"/>
-        <w:rPr>
-          <w:sz w:val="28"/>
-        </w:rPr>
-      </w:pPr>
-    </w:p>
-    <w:p>
-      <w:pPr>
-        <w:widowControl w:val="0"/>
-        <w:spacing w:line="360" w:lineRule="auto"/>
-        <w:jc w:val="both"/>
-        <w:rPr>
-          <w:sz w:val="28"/>
-        </w:rPr>
-      </w:pPr>
-      <w:r>
-        <w:rPr>
-          <w:sz w:val="28"/>
-        </w:rPr>
-        <w:t>Имя;</w:t>
-      </w:r>
-    </w:p>
-    <w:p>
-      <w:pPr>
-        <w:widowControl w:val="0"/>
-        <w:spacing w:line="360" w:lineRule="auto"/>
-        <w:jc w:val="both"/>
-        <w:rPr>
-          <w:sz w:val="28"/>
-        </w:rPr>
-      </w:pPr>
-    </w:p>
-    <w:p>
-      <w:pPr>
-        <w:widowControl w:val="0"/>
-        <w:spacing w:line="360" w:lineRule="auto"/>
-        <w:jc w:val="both"/>
-        <w:rPr>
-          <w:sz w:val="28"/>
-        </w:rPr>
-      </w:pPr>
-      <w:r>
-        <w:rPr>
-          <w:sz w:val="28"/>
-        </w:rPr>
-        <w:t>Отчество;</w:t>
-      </w:r>
-    </w:p>
-    <w:p>
-      <w:pPr>
-        <w:widowControl w:val="0"/>
-        <w:spacing w:line="360" w:lineRule="auto"/>
-        <w:jc w:val="both"/>
-        <w:rPr>
-          <w:sz w:val="28"/>
-        </w:rPr>
-      </w:pPr>
-    </w:p>
-    <w:p>
-      <w:pPr>
-        <w:widowControl w:val="0"/>
-        <w:spacing w:line="360" w:lineRule="auto"/>
-        <w:jc w:val="both"/>
-        <w:rPr>
-          <w:sz w:val="28"/>
-        </w:rPr>
-      </w:pPr>
-      <w:r>
-        <w:rPr>
-          <w:sz w:val="28"/>
-        </w:rPr>
-        <w:t>Дата рождения;</w:t>
-      </w:r>
-    </w:p>
-    <w:p>
-      <w:pPr>
-        <w:widowControl w:val="0"/>
-        <w:spacing w:line="360" w:lineRule="auto"/>
-        <w:jc w:val="both"/>
-        <w:rPr>
-          <w:sz w:val="28"/>
-        </w:rPr>
-      </w:pPr>
-    </w:p>
-    <w:p>
-      <w:pPr>
-        <w:widowControl w:val="0"/>
-        <w:spacing w:line="360" w:lineRule="auto"/>
-        <w:jc w:val="both"/>
-        <w:rPr>
-          <w:sz w:val="28"/>
-        </w:rPr>
-      </w:pPr>
-      <w:r>
-        <w:rPr>
-          <w:sz w:val="28"/>
-        </w:rPr>
-        <w:t>Документ, удостоверяющий личность (тип, серия, номер);</w:t>
-      </w:r>
-    </w:p>
-    <w:p>
-      <w:pPr>
-        <w:widowControl w:val="0"/>
-        <w:spacing w:line="360" w:lineRule="auto"/>
-        <w:jc w:val="both"/>
-        <w:rPr>
-          <w:sz w:val="28"/>
-        </w:rPr>
-      </w:pPr>
-    </w:p>
-    <w:p>
-      <w:pPr>
-        <w:widowControl w:val="0"/>
-        <w:spacing w:line="360" w:lineRule="auto"/>
-        <w:jc w:val="both"/>
-        <w:rPr>
-          <w:sz w:val="28"/>
-        </w:rPr>
-      </w:pPr>
-      <w:r>
-        <w:rPr>
-          <w:sz w:val="28"/>
-        </w:rPr>
-        <w:t>Контактная информация (телефон, email);</w:t>
-      </w:r>
-    </w:p>
-    <w:p>
-      <w:pPr>
-        <w:widowControl w:val="0"/>
-        <w:spacing w:line="360" w:lineRule="auto"/>
-        <w:jc w:val="both"/>
-        <w:rPr>
-          <w:sz w:val="28"/>
-        </w:rPr>
-      </w:pPr>
-    </w:p>
-    <w:p>
-      <w:pPr>
-        <w:widowControl w:val="0"/>
-        <w:spacing w:line="360" w:lineRule="auto"/>
-        <w:jc w:val="both"/>
-        <w:rPr>
-          <w:sz w:val="28"/>
-        </w:rPr>
-      </w:pPr>
-      <w:r>
-        <w:rPr>
-          <w:sz w:val="28"/>
-        </w:rPr>
-        <w:t>Адрес регистрации/проживания.</w:t>
-      </w:r>
-    </w:p>
-    <w:p>
-      <w:pPr>
-        <w:widowControl w:val="0"/>
-        <w:spacing w:line="360" w:lineRule="auto"/>
-        <w:jc w:val="both"/>
-        <w:rPr>
-          <w:sz w:val="28"/>
-        </w:rPr>
-      </w:pPr>
-    </w:p>
-    <w:p>
-      <w:pPr>
-        <w:widowControl w:val="0"/>
-        <w:spacing w:line="360" w:lineRule="auto"/>
-        <w:jc w:val="both"/>
-        <w:rPr>
-          <w:sz w:val="28"/>
-        </w:rPr>
-      </w:pPr>
-      <w:r>
-        <w:rPr>
-          <w:sz w:val="28"/>
-        </w:rPr>
-        <w:t>Раздел «Академические данные» включает:</w:t>
-      </w:r>
-    </w:p>
-    <w:p>
-      <w:pPr>
-        <w:widowControl w:val="0"/>
-        <w:spacing w:line="360" w:lineRule="auto"/>
-        <w:jc w:val="both"/>
-        <w:rPr>
-          <w:sz w:val="28"/>
-        </w:rPr>
-      </w:pPr>
-    </w:p>
-    <w:p>
-      <w:pPr>
-        <w:widowControl w:val="0"/>
-        <w:spacing w:line="360" w:lineRule="auto"/>
-        <w:jc w:val="both"/>
-        <w:rPr>
-          <w:sz w:val="28"/>
-        </w:rPr>
-      </w:pPr>
-      <w:r>
-        <w:rPr>
-          <w:sz w:val="28"/>
-        </w:rPr>
-        <w:t>Привязка к объекту «Группа» (с атрибутами: название, специальность, курс, форма обучения);</w:t>
-      </w:r>
-    </w:p>
-    <w:p>
-      <w:pPr>
-        <w:widowControl w:val="0"/>
-        <w:spacing w:line="360" w:lineRule="auto"/>
-        <w:jc w:val="both"/>
-        <w:rPr>
-          <w:sz w:val="28"/>
-        </w:rPr>
-      </w:pPr>
-    </w:p>
-    <w:p>
-      <w:pPr>
-        <w:widowControl w:val="0"/>
-        <w:spacing w:line="360" w:lineRule="auto"/>
-        <w:jc w:val="both"/>
-        <w:rPr>
-          <w:sz w:val="28"/>
-        </w:rPr>
-      </w:pPr>
-      <w:r>
-        <w:rPr>
-          <w:sz w:val="28"/>
-        </w:rPr>
-        <w:t>Год поступления;</w:t>
-      </w:r>
-    </w:p>
-    <w:p>
-      <w:pPr>
-        <w:widowControl w:val="0"/>
-        <w:spacing w:line="360" w:lineRule="auto"/>
-        <w:jc w:val="both"/>
-        <w:rPr>
-          <w:sz w:val="28"/>
-        </w:rPr>
-      </w:pPr>
-    </w:p>
-    <w:p>
-      <w:pPr>
-        <w:widowControl w:val="0"/>
-        <w:spacing w:line="360" w:lineRule="auto"/>
-        <w:jc w:val="both"/>
-        <w:rPr>
-          <w:sz w:val="28"/>
-        </w:rPr>
-      </w:pPr>
-      <w:r>
-        <w:rPr>
-          <w:sz w:val="28"/>
-        </w:rPr>
-        <w:t>Основа обучения (бюджет/внебюджет);</w:t>
-      </w:r>
-    </w:p>
-    <w:p>
-      <w:pPr>
-        <w:widowControl w:val="0"/>
-        <w:spacing w:line="360" w:lineRule="auto"/>
-        <w:jc w:val="both"/>
-        <w:rPr>
-          <w:sz w:val="28"/>
-        </w:rPr>
-      </w:pPr>
-    </w:p>
-    <w:p>
-      <w:pPr>
-        <w:widowControl w:val="0"/>
-        <w:spacing w:line="360" w:lineRule="auto"/>
-        <w:jc w:val="both"/>
-        <w:rPr>
-          <w:sz w:val="28"/>
-        </w:rPr>
-      </w:pPr>
-      <w:r>
-        <w:rPr>
-          <w:sz w:val="28"/>
-        </w:rPr>
-        <w:t>Статус (обучается, академический отпуск, отчислен).</w:t>
-      </w:r>
-    </w:p>
-    <w:p>
-      <w:pPr>
-        <w:widowControl w:val="0"/>
-        <w:spacing w:line="360" w:lineRule="auto"/>
-        <w:jc w:val="both"/>
-        <w:rPr>
-          <w:sz w:val="28"/>
-        </w:rPr>
-      </w:pPr>
-    </w:p>
-    <w:p>
-      <w:pPr>
-        <w:widowControl w:val="0"/>
-        <w:spacing w:line="360" w:lineRule="auto"/>
-        <w:jc w:val="both"/>
-        <w:rPr>
-          <w:sz w:val="28"/>
-        </w:rPr>
-      </w:pPr>
-      <w:r>
-        <w:rPr>
-          <w:sz w:val="28"/>
-        </w:rPr>
-        <w:t>Раздел «Успеваемость» (реализуется через связь сущностей):</w:t>
-      </w:r>
-    </w:p>
-    <w:p>
-      <w:pPr>
-        <w:widowControl w:val="0"/>
-        <w:spacing w:line="360" w:lineRule="auto"/>
-        <w:jc w:val="both"/>
-        <w:rPr>
-          <w:sz w:val="28"/>
-        </w:rPr>
-      </w:pPr>
-    </w:p>
-    <w:p>
-      <w:pPr>
-        <w:widowControl w:val="0"/>
-        <w:spacing w:line="360" w:lineRule="auto"/>
-        <w:jc w:val="both"/>
-        <w:rPr>
-          <w:sz w:val="28"/>
-        </w:rPr>
-      </w:pPr>
-      <w:r>
-        <w:rPr>
-          <w:sz w:val="28"/>
-        </w:rPr>
-        <w:t>Дисциплина (из справочника);</w:t>
-      </w:r>
-    </w:p>
-    <w:p>
-      <w:pPr>
-        <w:widowControl w:val="0"/>
-        <w:spacing w:line="360" w:lineRule="auto"/>
-        <w:jc w:val="both"/>
-        <w:rPr>
-          <w:sz w:val="28"/>
-        </w:rPr>
-      </w:pPr>
-    </w:p>
-    <w:p>
-      <w:pPr>
-        <w:widowControl w:val="0"/>
-        <w:spacing w:line="360" w:lineRule="auto"/>
-        <w:jc w:val="both"/>
-        <w:rPr>
-          <w:sz w:val="28"/>
-        </w:rPr>
-      </w:pPr>
-      <w:r>
-        <w:rPr>
-          <w:sz w:val="28"/>
-        </w:rPr>
-        <w:t>Вид контроля (экзамен, зачет и т.д.);</w:t>
-      </w:r>
-    </w:p>
-    <w:p>
-      <w:pPr>
-        <w:widowControl w:val="0"/>
-        <w:spacing w:line="360" w:lineRule="auto"/>
-        <w:jc w:val="both"/>
-        <w:rPr>
-          <w:sz w:val="28"/>
-        </w:rPr>
-      </w:pPr>
-    </w:p>
-    <w:p>
-      <w:pPr>
-        <w:widowControl w:val="0"/>
-        <w:spacing w:line="360" w:lineRule="auto"/>
-        <w:jc w:val="both"/>
-        <w:rPr>
-          <w:sz w:val="28"/>
-        </w:rPr>
-      </w:pPr>
-      <w:r>
-        <w:rPr>
-          <w:sz w:val="28"/>
-        </w:rPr>
-        <w:t>Оценка/результат;</w:t>
-      </w:r>
-    </w:p>
-    <w:p>
-      <w:pPr>
-        <w:widowControl w:val="0"/>
-        <w:spacing w:line="360" w:lineRule="auto"/>
-        <w:jc w:val="both"/>
-        <w:rPr>
-          <w:sz w:val="28"/>
-        </w:rPr>
-      </w:pPr>
-    </w:p>
-    <w:p>
-      <w:pPr>
-        <w:widowControl w:val="0"/>
-        <w:spacing w:line="360" w:lineRule="auto"/>
-        <w:jc w:val="both"/>
-        <w:rPr>
-          <w:sz w:val="28"/>
-        </w:rPr>
-      </w:pPr>
-      <w:r>
-        <w:rPr>
-          <w:sz w:val="28"/>
-        </w:rPr>
-        <w:t>Дата аттестации;</w:t>
-      </w:r>
-    </w:p>
-    <w:p>
-      <w:pPr>
-        <w:widowControl w:val="0"/>
-        <w:spacing w:line="360" w:lineRule="auto"/>
-        <w:jc w:val="both"/>
-        <w:rPr>
-          <w:sz w:val="28"/>
-        </w:rPr>
-      </w:pPr>
-    </w:p>
-    <w:p>
-      <w:pPr>
-        <w:widowControl w:val="0"/>
-        <w:spacing w:line="360" w:lineRule="auto"/>
-        <w:jc w:val="both"/>
-        <w:rPr>
-          <w:sz w:val="28"/>
-        </w:rPr>
-      </w:pPr>
-      <w:r>
-        <w:rPr>
-          <w:sz w:val="28"/>
-        </w:rPr>
-        <w:t>ФИО преподавателя (может быть связано со справочником сотрудников).</w:t>
-      </w:r>
-    </w:p>
-    <w:p>
-      <w:pPr>
-        <w:widowControl w:val="0"/>
-        <w:spacing w:line="360" w:lineRule="auto"/>
-        <w:jc w:val="both"/>
-        <w:rPr>
-          <w:sz w:val="28"/>
-        </w:rPr>
-      </w:pPr>
-    </w:p>
-    <w:p>
-      <w:pPr>
-        <w:widowControl w:val="0"/>
-        <w:spacing w:line="360" w:lineRule="auto"/>
-        <w:jc w:val="both"/>
-        <w:rPr>
-          <w:sz w:val="28"/>
-        </w:rPr>
-      </w:pPr>
-      <w:r>
-        <w:rPr>
-          <w:sz w:val="28"/>
-        </w:rPr>
-        <w:t>Для наглядности на рисунке 1.2 представлен концептуальный макет интерфейса модуля, разработанный с учетом принципов WPF (Windows Presentation Foundation), демонстрирующий основное окно со списком студентов, панелью навигации и областями для редактирования данных.</w:t>
-      </w:r>
-    </w:p>
-    <w:p>
-      <w:pPr>
-        <w:widowControl w:val="0"/>
-        <w:spacing w:line="360" w:lineRule="auto"/>
-        <w:jc w:val="both"/>
-        <w:rPr>
-          <w:sz w:val="28"/>
-        </w:rPr>
-      </w:pPr>
-    </w:p>
-    <w:p>
-      <w:pPr>
-        <w:widowControl w:val="0"/>
-        <w:spacing w:line="360" w:lineRule="auto"/>
-        <w:jc w:val="both"/>
-        <w:rPr>
-          <w:sz w:val="28"/>
-        </w:rPr>
-      </w:pPr>
-      <w:r>
-        <w:rPr>
-          <w:sz w:val="28"/>
-        </w:rPr>
-        <w:t xml:space="preserve">На основе анализа предметной области нами была построена ER-диаграмма </w:t>
-      </w:r>
-      <w:r>
-        <w:rPr>
-          <w:sz w:val="28"/>
-        </w:rPr>
-        <w:lastRenderedPageBreak/>
-        <w:t>(Entity-Relationship) (Рисунок 1.3), отражающая ключевые сущности и их связи. В диаграмму вошли сущности: Student (Студент), StudentGroup (Учебная группа), Specialty (Специальность), Discipline (Дисциплина), AcademicPerformance (Успеваемость), Employee (Сотрудник).</w:t>
-      </w:r>
-    </w:p>
-    <w:p>
-      <w:pPr>
-        <w:widowControl w:val="0"/>
-        <w:spacing w:line="360" w:lineRule="auto"/>
         <w:jc w:val="center"/>
         <w:rPr>
           <w:sz w:val="28"/>
@@ -3389,6 +3385,7 @@
       </w:pPr>
       <w:r>
         <w:rPr>
+          <w:noProof/>
           <w:sz w:val="28"/>
         </w:rPr>
         <w:drawing>
@@ -3513,14 +3510,14 @@
         <w:rPr>
           <w:sz w:val="28"/>
         </w:rPr>
-        <w:t xml:space="preserve">WPF (Windows Presentation Foundation) в качестве основной технологии для </w:t>
+        <w:t xml:space="preserve">WPF (Windows Presentation Foundation) в качестве основной технологии для построения пользовательского интерфейса. Выбор обоснован мощной системой привязки данных (Data Binding), поддержкой шаблонов (Styles, Templates), </w:t>
       </w:r>
       <w:r>
         <w:rPr>
           <w:sz w:val="28"/>
         </w:rPr>
         <w:lastRenderedPageBreak/>
-        <w:t>построения пользовательского интерфейса. Выбор обоснован мощной системой привязки данных (Data Binding), поддержкой шаблонов (Styles, Templates), возможностью создания адаптивных и визуально привлекательных интерфейсов с использованием XAML, а также наличием встроенных механизмов для реализации паттерна MVVM (Model-View-ViewModel).</w:t>
+        <w:t>возможностью создания адаптивных и визуально привлекательных интерфейсов с использованием XAML, а также наличием встроенных механизмов для реализации паттерна MVVM (Model-View-ViewModel).</w:t>
       </w:r>
     </w:p>
     <w:p>
@@ -3640,14 +3637,14 @@
         <w:rPr>
           <w:sz w:val="28"/>
         </w:rPr>
-        <w:t xml:space="preserve">В рамках исследования предметной области был проведен детальный анализ основных терминов, нормативно-правовой базы и типовых процессов учета в </w:t>
+        <w:t xml:space="preserve">В рамках исследования предметной области был проведен детальный анализ основных терминов, нормативно-правовой базы и типовых процессов учета в колледже. На основе анализа Федерального закона № 273-ФЗ[1] и отраслевых приказов были систематизированы общие требования к составу и оформлению </w:t>
       </w:r>
       <w:r>
         <w:rPr>
           <w:sz w:val="28"/>
         </w:rPr>
         <w:lastRenderedPageBreak/>
-        <w:t>колледже. На основе анализа Федерального закона № 273-ФЗ[1] и отраслевых приказов были систематизированы общие требования к составу и оформлению данных о студентах. Разработанные диаграммы (вариантов использования и ER-диаграмма) позволили визуализировать взаимодействие пользователей с системой и логическую структуру данных. Анализ технологического стека подтвердил целесообразность использования связки Visual Studio, WPF, C# и Entity Framework для создания эффективного, поддерживаемого и удобного в использовании десктопного приложения, отвечающего поставленным задачам по учету данных о студентах колледжа.</w:t>
+        <w:t>данных о студентах. Разработанные диаграммы (вариантов использования и ER-диаграмма) позволили визуализировать взаимодействие пользователей с системой и логическую структуру данных. Анализ технологического стека подтвердил целесообразность использования связки Visual Studio, WPF, C# и Entity Framework для создания эффективного, поддерживаемого и удобного в использовании десктопного приложения, отвечающего поставленным задачам по учету данных о студентах колледжа.</w:t>
       </w:r>
     </w:p>
     <w:p>
@@ -3849,6 +3846,28 @@
           <w:sz w:val="28"/>
         </w:rPr>
       </w:pPr>
+    </w:p>
+    <w:p>
+      <w:pPr>
+        <w:widowControl w:val="0"/>
+        <w:spacing w:line="360" w:lineRule="auto"/>
+        <w:jc w:val="both"/>
+        <w:rPr>
+          <w:sz w:val="28"/>
+        </w:rPr>
+      </w:pPr>
+    </w:p>
+    <w:p>
+      <w:pPr>
+        <w:widowControl w:val="0"/>
+        <w:spacing w:line="360" w:lineRule="auto"/>
+        <w:jc w:val="both"/>
+        <w:rPr>
+          <w:sz w:val="28"/>
+        </w:rPr>
+      </w:pPr>
+      <w:bookmarkStart w:id="13" w:name="_GoBack"/>
+      <w:bookmarkEnd w:id="13"/>
     </w:p>
     <w:p>
       <w:pPr>
@@ -4641,25 +4660,25 @@
           <w:sz w:val="28"/>
           <w:szCs w:val="28"/>
         </w:rPr>
+        <w:t>ORM-фреймворк: Для доступа к данным должен применяться Entity Framework Core.</w:t>
+      </w:r>
+    </w:p>
+    <w:p>
+      <w:pPr>
+        <w:spacing w:line="360" w:lineRule="auto"/>
+        <w:ind w:firstLine="709"/>
+        <w:jc w:val="both"/>
+        <w:rPr>
+          <w:sz w:val="28"/>
+          <w:szCs w:val="28"/>
+        </w:rPr>
+      </w:pPr>
+      <w:r>
+        <w:rPr>
+          <w:sz w:val="28"/>
+          <w:szCs w:val="28"/>
+        </w:rPr>
         <w:lastRenderedPageBreak/>
-        <w:t>ORM-фреймворк: Для доступа к данным должен применяться Entity Framework Core.</w:t>
-      </w:r>
-    </w:p>
-    <w:p>
-      <w:pPr>
-        <w:spacing w:line="360" w:lineRule="auto"/>
-        <w:ind w:firstLine="709"/>
-        <w:jc w:val="both"/>
-        <w:rPr>
-          <w:sz w:val="28"/>
-          <w:szCs w:val="28"/>
-        </w:rPr>
-      </w:pPr>
-      <w:r>
-        <w:rPr>
-          <w:sz w:val="28"/>
-          <w:szCs w:val="28"/>
-        </w:rPr>
         <w:t>Операционная система: Локализованная версия Microsoft Windows 10/11.</w:t>
       </w:r>
     </w:p>
@@ -4998,7 +5017,7 @@
           <w:sz w:val="28"/>
           <w:szCs w:val="28"/>
         </w:rPr>
-        <w:t xml:space="preserve">Для проектирования структуры хранения данных была построена ER-диаграмма, отразившая ключевые сущности предметной области (Студент, Группа, Специальность, Дисциплина, Успеваемость) и взаимосвязи между </w:t>
+        <w:t xml:space="preserve">Для проектирования структуры хранения данных была построена ER-диаграмма, отразившая ключевые сущности предметной области (Студент, Группа, Специальность, Дисциплина, Успеваемость) и взаимосвязи между ними. Эта </w:t>
       </w:r>
       <w:r>
         <w:rPr>
@@ -5006,7 +5025,7 @@
           <w:szCs w:val="28"/>
         </w:rPr>
         <w:lastRenderedPageBreak/>
-        <w:t>ними. Эта модель послужила фундаментом для последующего проектирования базы данных.</w:t>
+        <w:t>модель послужила фундаментом для последующего проектирования базы данных.</w:t>
       </w:r>
     </w:p>
     <w:p>
@@ -7648,7 +7667,6 @@
           <w:sz w:val="28"/>
           <w:szCs w:val="28"/>
         </w:rPr>
-        <w:lastRenderedPageBreak/>
         <w:t xml:space="preserve">Рисунок 2.4 – Класс </w:t>
       </w:r>
       <w:r>
@@ -7666,6 +7684,7 @@
       </w:pPr>
       <w:bookmarkStart w:id="21" w:name="_Toc199931736"/>
       <w:r>
+        <w:lastRenderedPageBreak/>
         <w:t>2.2.</w:t>
       </w:r>
       <w:r>
@@ -8476,7 +8495,6 @@
           <w:sz w:val="28"/>
           <w:szCs w:val="28"/>
         </w:rPr>
-        <w:lastRenderedPageBreak/>
         <w:t>п</w:t>
       </w:r>
       <w:r>
@@ -8514,6 +8532,7 @@
           <w:sz w:val="28"/>
           <w:szCs w:val="28"/>
         </w:rPr>
+        <w:lastRenderedPageBreak/>
         <w:t>с</w:t>
       </w:r>
       <w:r>
@@ -9216,46 +9235,46 @@
           <w:sz w:val="28"/>
           <w:szCs w:val="28"/>
         </w:rPr>
+        <w:t xml:space="preserve">Рисунок </w:t>
+      </w:r>
+      <w:r>
+        <w:rPr>
+          <w:sz w:val="28"/>
+          <w:szCs w:val="28"/>
+        </w:rPr>
+        <w:t xml:space="preserve">2.7 – </w:t>
+      </w:r>
+      <w:r>
+        <w:rPr>
+          <w:sz w:val="28"/>
+          <w:szCs w:val="28"/>
+        </w:rPr>
+        <w:t>Валидация</w:t>
+      </w:r>
+      <w:r>
+        <w:rPr>
+          <w:sz w:val="28"/>
+          <w:szCs w:val="28"/>
+        </w:rPr>
+        <w:t xml:space="preserve"> поля для ввода СНИЛС</w:t>
+      </w:r>
+    </w:p>
+    <w:p>
+      <w:pPr>
+        <w:spacing w:line="360" w:lineRule="auto"/>
+        <w:ind w:firstLine="709"/>
+        <w:jc w:val="both"/>
+        <w:rPr>
+          <w:sz w:val="28"/>
+          <w:szCs w:val="28"/>
+        </w:rPr>
+      </w:pPr>
+      <w:r>
+        <w:rPr>
+          <w:sz w:val="28"/>
+          <w:szCs w:val="28"/>
+        </w:rPr>
         <w:lastRenderedPageBreak/>
-        <w:t xml:space="preserve">Рисунок </w:t>
-      </w:r>
-      <w:r>
-        <w:rPr>
-          <w:sz w:val="28"/>
-          <w:szCs w:val="28"/>
-        </w:rPr>
-        <w:t xml:space="preserve">2.7 – </w:t>
-      </w:r>
-      <w:r>
-        <w:rPr>
-          <w:sz w:val="28"/>
-          <w:szCs w:val="28"/>
-        </w:rPr>
-        <w:t>Валидация</w:t>
-      </w:r>
-      <w:r>
-        <w:rPr>
-          <w:sz w:val="28"/>
-          <w:szCs w:val="28"/>
-        </w:rPr>
-        <w:t xml:space="preserve"> поля для ввода СНИЛС</w:t>
-      </w:r>
-    </w:p>
-    <w:p>
-      <w:pPr>
-        <w:spacing w:line="360" w:lineRule="auto"/>
-        <w:ind w:firstLine="709"/>
-        <w:jc w:val="both"/>
-        <w:rPr>
-          <w:sz w:val="28"/>
-          <w:szCs w:val="28"/>
-        </w:rPr>
-      </w:pPr>
-      <w:r>
-        <w:rPr>
-          <w:sz w:val="28"/>
-          <w:szCs w:val="28"/>
-        </w:rPr>
         <w:t>С</w:t>
       </w:r>
       <w:r>
@@ -9882,7 +9901,6 @@
           <w:sz w:val="28"/>
           <w:szCs w:val="28"/>
         </w:rPr>
-        <w:lastRenderedPageBreak/>
         <w:t>ф</w:t>
       </w:r>
       <w:r>
@@ -9957,6 +9975,7 @@
           <w:sz w:val="28"/>
           <w:szCs w:val="28"/>
         </w:rPr>
+        <w:lastRenderedPageBreak/>
         <w:t>а</w:t>
       </w:r>
       <w:r>
@@ -10410,66 +10429,66 @@
           <w:sz w:val="28"/>
           <w:szCs w:val="28"/>
         </w:rPr>
+        <w:t>н</w:t>
+      </w:r>
+      <w:r>
+        <w:rPr>
+          <w:sz w:val="28"/>
+          <w:szCs w:val="28"/>
+        </w:rPr>
+        <w:t xml:space="preserve">ажатие кнопки </w:t>
+      </w:r>
+      <w:r>
+        <w:rPr>
+          <w:sz w:val="28"/>
+          <w:szCs w:val="28"/>
+        </w:rPr>
+        <w:t>«</w:t>
+      </w:r>
+      <w:r>
+        <w:rPr>
+          <w:sz w:val="28"/>
+          <w:szCs w:val="28"/>
+        </w:rPr>
+        <w:t>Сформировать</w:t>
+      </w:r>
+      <w:r>
+        <w:rPr>
+          <w:sz w:val="28"/>
+          <w:szCs w:val="28"/>
+        </w:rPr>
+        <w:t>».</w:t>
+      </w:r>
+    </w:p>
+    <w:p>
+      <w:pPr>
+        <w:pStyle w:val="a5"/>
+        <w:spacing w:line="360" w:lineRule="auto"/>
+        <w:ind w:left="0" w:firstLine="709"/>
+        <w:jc w:val="both"/>
+        <w:rPr>
+          <w:sz w:val="28"/>
+          <w:szCs w:val="28"/>
+        </w:rPr>
+      </w:pPr>
+    </w:p>
+    <w:p>
+      <w:pPr>
+        <w:pStyle w:val="a5"/>
+        <w:spacing w:line="360" w:lineRule="auto"/>
+        <w:ind w:left="0" w:firstLine="709"/>
+        <w:jc w:val="both"/>
+        <w:rPr>
+          <w:sz w:val="28"/>
+          <w:szCs w:val="28"/>
+        </w:rPr>
+      </w:pPr>
+      <w:r>
+        <w:rPr>
+          <w:sz w:val="28"/>
+          <w:szCs w:val="28"/>
+        </w:rPr>
         <w:lastRenderedPageBreak/>
-        <w:t>н</w:t>
-      </w:r>
-      <w:r>
-        <w:rPr>
-          <w:sz w:val="28"/>
-          <w:szCs w:val="28"/>
-        </w:rPr>
-        <w:t xml:space="preserve">ажатие кнопки </w:t>
-      </w:r>
-      <w:r>
-        <w:rPr>
-          <w:sz w:val="28"/>
-          <w:szCs w:val="28"/>
-        </w:rPr>
-        <w:t>«</w:t>
-      </w:r>
-      <w:r>
-        <w:rPr>
-          <w:sz w:val="28"/>
-          <w:szCs w:val="28"/>
-        </w:rPr>
-        <w:t>Сформировать</w:t>
-      </w:r>
-      <w:r>
-        <w:rPr>
-          <w:sz w:val="28"/>
-          <w:szCs w:val="28"/>
-        </w:rPr>
-        <w:t>».</w:t>
-      </w:r>
-    </w:p>
-    <w:p>
-      <w:pPr>
-        <w:pStyle w:val="a5"/>
-        <w:spacing w:line="360" w:lineRule="auto"/>
-        <w:ind w:left="0" w:firstLine="709"/>
-        <w:jc w:val="both"/>
-        <w:rPr>
-          <w:sz w:val="28"/>
-          <w:szCs w:val="28"/>
-        </w:rPr>
-      </w:pPr>
-    </w:p>
-    <w:p>
-      <w:pPr>
-        <w:pStyle w:val="a5"/>
-        <w:spacing w:line="360" w:lineRule="auto"/>
-        <w:ind w:left="0" w:firstLine="709"/>
-        <w:jc w:val="both"/>
-        <w:rPr>
-          <w:sz w:val="28"/>
-          <w:szCs w:val="28"/>
-        </w:rPr>
-      </w:pPr>
-      <w:r>
-        <w:rPr>
-          <w:sz w:val="28"/>
-          <w:szCs w:val="28"/>
-        </w:rPr>
         <w:t>Расчет статистики:</w:t>
       </w:r>
     </w:p>
@@ -17309,7 +17328,7 @@
                       <a:tailEnd type="none" w="med" len="med"/>
                       <a:extLst>
                         <a:ext uri="{C807C97D-BFC1-408E-A445-0C87EB9F89A2}">
-                          <ask:lineSketchStyleProps xmlns="" xmlns:cx2="http://schemas.microsoft.com/office/drawing/2015/10/21/chartex" xmlns:cx3="http://schemas.microsoft.com/office/drawing/2016/5/9/chartex" xmlns:cx4="http://schemas.microsoft.com/office/drawing/2016/5/10/chartex" xmlns:cx5="http://schemas.microsoft.com/office/drawing/2016/5/11/chartex" xmlns:cx6="http://schemas.microsoft.com/office/drawing/2016/5/12/chartex" xmlns:cx7="http://schemas.microsoft.com/office/drawing/2016/5/13/chartex" xmlns:cx8="http://schemas.microsoft.com/office/drawing/2016/5/14/chartex" xmlns:aink="http://schemas.microsoft.com/office/drawing/2016/ink" xmlns:am3d="http://schemas.microsoft.com/office/drawing/2017/model3d" xmlns:o="urn:schemas-microsoft-com:office:office" xmlns:v="urn:schemas-microsoft-com:vml" xmlns:w10="urn:schemas-microsoft-com:office:word" xmlns:w="http://schemas.openxmlformats.org/wordprocessingml/2006/main" xmlns:w16cex="http://schemas.microsoft.com/office/word/2018/wordml/cex" xmlns:w16cid="http://schemas.microsoft.com/office/word/2016/wordml/cid" xmlns:w16="http://schemas.microsoft.com/office/word/2018/wordml" xmlns:w16sdtdh="http://schemas.microsoft.com/office/word/2020/wordml/sdtdatahash" xmlns:ask="http://schemas.microsoft.com/office/drawing/2018/sketchyshapes" xmlns:ve="http://schemas.openxmlformats.org/markup-compatibility/2006" sd="0">
+                          <ask:lineSketchStyleProps xmlns:ve="http://schemas.openxmlformats.org/markup-compatibility/2006" xmlns:ask="http://schemas.microsoft.com/office/drawing/2018/sketchyshapes" xmlns:w16sdtdh="http://schemas.microsoft.com/office/word/2020/wordml/sdtdatahash" xmlns:w16="http://schemas.microsoft.com/office/word/2018/wordml" xmlns:w16cid="http://schemas.microsoft.com/office/word/2016/wordml/cid" xmlns:w16cex="http://schemas.microsoft.com/office/word/2018/wordml/cex" xmlns:w="http://schemas.openxmlformats.org/wordprocessingml/2006/main" xmlns:w10="urn:schemas-microsoft-com:office:word" xmlns:v="urn:schemas-microsoft-com:vml" xmlns:o="urn:schemas-microsoft-com:office:office" xmlns:am3d="http://schemas.microsoft.com/office/drawing/2017/model3d" xmlns:aink="http://schemas.microsoft.com/office/drawing/2016/ink" xmlns:cx8="http://schemas.microsoft.com/office/drawing/2016/5/14/chartex" xmlns:cx7="http://schemas.microsoft.com/office/drawing/2016/5/13/chartex" xmlns:cx6="http://schemas.microsoft.com/office/drawing/2016/5/12/chartex" xmlns:cx5="http://schemas.microsoft.com/office/drawing/2016/5/11/chartex" xmlns:cx4="http://schemas.microsoft.com/office/drawing/2016/5/10/chartex" xmlns:cx3="http://schemas.microsoft.com/office/drawing/2016/5/9/chartex" xmlns:cx2="http://schemas.microsoft.com/office/drawing/2015/10/21/chartex" xmlns="" sd="0">
                             <a:custGeom>
                               <a:avLst/>
                               <a:gdLst/>
@@ -18010,7 +18029,7 @@
                       <a:tailEnd type="none" w="med" len="med"/>
                       <a:extLst>
                         <a:ext uri="{C807C97D-BFC1-408E-A445-0C87EB9F89A2}">
-                          <ask:lineSketchStyleProps xmlns="" xmlns:cx2="http://schemas.microsoft.com/office/drawing/2015/10/21/chartex" xmlns:cx3="http://schemas.microsoft.com/office/drawing/2016/5/9/chartex" xmlns:cx4="http://schemas.microsoft.com/office/drawing/2016/5/10/chartex" xmlns:cx5="http://schemas.microsoft.com/office/drawing/2016/5/11/chartex" xmlns:cx6="http://schemas.microsoft.com/office/drawing/2016/5/12/chartex" xmlns:cx7="http://schemas.microsoft.com/office/drawing/2016/5/13/chartex" xmlns:cx8="http://schemas.microsoft.com/office/drawing/2016/5/14/chartex" xmlns:aink="http://schemas.microsoft.com/office/drawing/2016/ink" xmlns:am3d="http://schemas.microsoft.com/office/drawing/2017/model3d" xmlns:o="urn:schemas-microsoft-com:office:office" xmlns:v="urn:schemas-microsoft-com:vml" xmlns:w10="urn:schemas-microsoft-com:office:word" xmlns:w="http://schemas.openxmlformats.org/wordprocessingml/2006/main" xmlns:w16cex="http://schemas.microsoft.com/office/word/2018/wordml/cex" xmlns:w16cid="http://schemas.microsoft.com/office/word/2016/wordml/cid" xmlns:w16="http://schemas.microsoft.com/office/word/2018/wordml" xmlns:w16sdtdh="http://schemas.microsoft.com/office/word/2020/wordml/sdtdatahash" xmlns:ask="http://schemas.microsoft.com/office/drawing/2018/sketchyshapes" xmlns:ve="http://schemas.openxmlformats.org/markup-compatibility/2006" sd="0">
+                          <ask:lineSketchStyleProps xmlns:ve="http://schemas.openxmlformats.org/markup-compatibility/2006" xmlns:ask="http://schemas.microsoft.com/office/drawing/2018/sketchyshapes" xmlns:w16sdtdh="http://schemas.microsoft.com/office/word/2020/wordml/sdtdatahash" xmlns:w16="http://schemas.microsoft.com/office/word/2018/wordml" xmlns:w16cid="http://schemas.microsoft.com/office/word/2016/wordml/cid" xmlns:w16cex="http://schemas.microsoft.com/office/word/2018/wordml/cex" xmlns:w="http://schemas.openxmlformats.org/wordprocessingml/2006/main" xmlns:w10="urn:schemas-microsoft-com:office:word" xmlns:v="urn:schemas-microsoft-com:vml" xmlns:o="urn:schemas-microsoft-com:office:office" xmlns:am3d="http://schemas.microsoft.com/office/drawing/2017/model3d" xmlns:aink="http://schemas.microsoft.com/office/drawing/2016/ink" xmlns:cx8="http://schemas.microsoft.com/office/drawing/2016/5/14/chartex" xmlns:cx7="http://schemas.microsoft.com/office/drawing/2016/5/13/chartex" xmlns:cx6="http://schemas.microsoft.com/office/drawing/2016/5/12/chartex" xmlns:cx5="http://schemas.microsoft.com/office/drawing/2016/5/11/chartex" xmlns:cx4="http://schemas.microsoft.com/office/drawing/2016/5/10/chartex" xmlns:cx3="http://schemas.microsoft.com/office/drawing/2016/5/9/chartex" xmlns:cx2="http://schemas.microsoft.com/office/drawing/2015/10/21/chartex" xmlns="" sd="0">
                             <a:custGeom>
                               <a:avLst/>
                               <a:gdLst/>
@@ -18298,7 +18317,7 @@
                       <a:tailEnd type="none" w="med" len="med"/>
                       <a:extLst>
                         <a:ext uri="{C807C97D-BFC1-408E-A445-0C87EB9F89A2}">
-                          <ask:lineSketchStyleProps xmlns="" xmlns:cx2="http://schemas.microsoft.com/office/drawing/2015/10/21/chartex" xmlns:cx3="http://schemas.microsoft.com/office/drawing/2016/5/9/chartex" xmlns:cx4="http://schemas.microsoft.com/office/drawing/2016/5/10/chartex" xmlns:cx5="http://schemas.microsoft.com/office/drawing/2016/5/11/chartex" xmlns:cx6="http://schemas.microsoft.com/office/drawing/2016/5/12/chartex" xmlns:cx7="http://schemas.microsoft.com/office/drawing/2016/5/13/chartex" xmlns:cx8="http://schemas.microsoft.com/office/drawing/2016/5/14/chartex" xmlns:aink="http://schemas.microsoft.com/office/drawing/2016/ink" xmlns:am3d="http://schemas.microsoft.com/office/drawing/2017/model3d" xmlns:o="urn:schemas-microsoft-com:office:office" xmlns:v="urn:schemas-microsoft-com:vml" xmlns:w10="urn:schemas-microsoft-com:office:word" xmlns:w="http://schemas.openxmlformats.org/wordprocessingml/2006/main" xmlns:w16cex="http://schemas.microsoft.com/office/word/2018/wordml/cex" xmlns:w16cid="http://schemas.microsoft.com/office/word/2016/wordml/cid" xmlns:w16="http://schemas.microsoft.com/office/word/2018/wordml" xmlns:w16sdtdh="http://schemas.microsoft.com/office/word/2020/wordml/sdtdatahash" xmlns:ask="http://schemas.microsoft.com/office/drawing/2018/sketchyshapes" xmlns:ve="http://schemas.openxmlformats.org/markup-compatibility/2006" sd="0">
+                          <ask:lineSketchStyleProps xmlns:ve="http://schemas.openxmlformats.org/markup-compatibility/2006" xmlns:ask="http://schemas.microsoft.com/office/drawing/2018/sketchyshapes" xmlns:w16sdtdh="http://schemas.microsoft.com/office/word/2020/wordml/sdtdatahash" xmlns:w16="http://schemas.microsoft.com/office/word/2018/wordml" xmlns:w16cid="http://schemas.microsoft.com/office/word/2016/wordml/cid" xmlns:w16cex="http://schemas.microsoft.com/office/word/2018/wordml/cex" xmlns:w="http://schemas.openxmlformats.org/wordprocessingml/2006/main" xmlns:w10="urn:schemas-microsoft-com:office:word" xmlns:v="urn:schemas-microsoft-com:vml" xmlns:o="urn:schemas-microsoft-com:office:office" xmlns:am3d="http://schemas.microsoft.com/office/drawing/2017/model3d" xmlns:aink="http://schemas.microsoft.com/office/drawing/2016/ink" xmlns:cx8="http://schemas.microsoft.com/office/drawing/2016/5/14/chartex" xmlns:cx7="http://schemas.microsoft.com/office/drawing/2016/5/13/chartex" xmlns:cx6="http://schemas.microsoft.com/office/drawing/2016/5/12/chartex" xmlns:cx5="http://schemas.microsoft.com/office/drawing/2016/5/11/chartex" xmlns:cx4="http://schemas.microsoft.com/office/drawing/2016/5/10/chartex" xmlns:cx3="http://schemas.microsoft.com/office/drawing/2016/5/9/chartex" xmlns:cx2="http://schemas.microsoft.com/office/drawing/2015/10/21/chartex" xmlns="" sd="0">
                             <a:custGeom>
                               <a:avLst/>
                               <a:gdLst/>
@@ -18565,7 +18584,7 @@
                       <a:tailEnd type="none" w="med" len="med"/>
                       <a:extLst>
                         <a:ext uri="{C807C97D-BFC1-408E-A445-0C87EB9F89A2}">
-                          <ask:lineSketchStyleProps xmlns="" xmlns:cx2="http://schemas.microsoft.com/office/drawing/2015/10/21/chartex" xmlns:cx3="http://schemas.microsoft.com/office/drawing/2016/5/9/chartex" xmlns:cx4="http://schemas.microsoft.com/office/drawing/2016/5/10/chartex" xmlns:cx5="http://schemas.microsoft.com/office/drawing/2016/5/11/chartex" xmlns:cx6="http://schemas.microsoft.com/office/drawing/2016/5/12/chartex" xmlns:cx7="http://schemas.microsoft.com/office/drawing/2016/5/13/chartex" xmlns:cx8="http://schemas.microsoft.com/office/drawing/2016/5/14/chartex" xmlns:aink="http://schemas.microsoft.com/office/drawing/2016/ink" xmlns:am3d="http://schemas.microsoft.com/office/drawing/2017/model3d" xmlns:o="urn:schemas-microsoft-com:office:office" xmlns:v="urn:schemas-microsoft-com:vml" xmlns:w10="urn:schemas-microsoft-com:office:word" xmlns:w="http://schemas.openxmlformats.org/wordprocessingml/2006/main" xmlns:w16cex="http://schemas.microsoft.com/office/word/2018/wordml/cex" xmlns:w16cid="http://schemas.microsoft.com/office/word/2016/wordml/cid" xmlns:w16="http://schemas.microsoft.com/office/word/2018/wordml" xmlns:w16sdtdh="http://schemas.microsoft.com/office/word/2020/wordml/sdtdatahash" xmlns:ask="http://schemas.microsoft.com/office/drawing/2018/sketchyshapes" xmlns:ve="http://schemas.openxmlformats.org/markup-compatibility/2006" sd="0">
+                          <ask:lineSketchStyleProps xmlns:ve="http://schemas.openxmlformats.org/markup-compatibility/2006" xmlns:ask="http://schemas.microsoft.com/office/drawing/2018/sketchyshapes" xmlns:w16sdtdh="http://schemas.microsoft.com/office/word/2020/wordml/sdtdatahash" xmlns:w16="http://schemas.microsoft.com/office/word/2018/wordml" xmlns:w16cid="http://schemas.microsoft.com/office/word/2016/wordml/cid" xmlns:w16cex="http://schemas.microsoft.com/office/word/2018/wordml/cex" xmlns:w="http://schemas.openxmlformats.org/wordprocessingml/2006/main" xmlns:w10="urn:schemas-microsoft-com:office:word" xmlns:v="urn:schemas-microsoft-com:vml" xmlns:o="urn:schemas-microsoft-com:office:office" xmlns:am3d="http://schemas.microsoft.com/office/drawing/2017/model3d" xmlns:aink="http://schemas.microsoft.com/office/drawing/2016/ink" xmlns:cx8="http://schemas.microsoft.com/office/drawing/2016/5/14/chartex" xmlns:cx7="http://schemas.microsoft.com/office/drawing/2016/5/13/chartex" xmlns:cx6="http://schemas.microsoft.com/office/drawing/2016/5/12/chartex" xmlns:cx5="http://schemas.microsoft.com/office/drawing/2016/5/11/chartex" xmlns:cx4="http://schemas.microsoft.com/office/drawing/2016/5/10/chartex" xmlns:cx3="http://schemas.microsoft.com/office/drawing/2016/5/9/chartex" xmlns:cx2="http://schemas.microsoft.com/office/drawing/2015/10/21/chartex" xmlns="" sd="0">
                             <a:custGeom>
                               <a:avLst/>
                               <a:gdLst/>
@@ -18706,7 +18725,7 @@
                       <a:tailEnd type="none" w="med" len="med"/>
                       <a:extLst>
                         <a:ext uri="{C807C97D-BFC1-408E-A445-0C87EB9F89A2}">
-                          <ask:lineSketchStyleProps xmlns="" xmlns:cx2="http://schemas.microsoft.com/office/drawing/2015/10/21/chartex" xmlns:cx3="http://schemas.microsoft.com/office/drawing/2016/5/9/chartex" xmlns:cx4="http://schemas.microsoft.com/office/drawing/2016/5/10/chartex" xmlns:cx5="http://schemas.microsoft.com/office/drawing/2016/5/11/chartex" xmlns:cx6="http://schemas.microsoft.com/office/drawing/2016/5/12/chartex" xmlns:cx7="http://schemas.microsoft.com/office/drawing/2016/5/13/chartex" xmlns:cx8="http://schemas.microsoft.com/office/drawing/2016/5/14/chartex" xmlns:aink="http://schemas.microsoft.com/office/drawing/2016/ink" xmlns:am3d="http://schemas.microsoft.com/office/drawing/2017/model3d" xmlns:o="urn:schemas-microsoft-com:office:office" xmlns:v="urn:schemas-microsoft-com:vml" xmlns:w10="urn:schemas-microsoft-com:office:word" xmlns:w="http://schemas.openxmlformats.org/wordprocessingml/2006/main" xmlns:w16cex="http://schemas.microsoft.com/office/word/2018/wordml/cex" xmlns:w16cid="http://schemas.microsoft.com/office/word/2016/wordml/cid" xmlns:w16="http://schemas.microsoft.com/office/word/2018/wordml" xmlns:w16sdtdh="http://schemas.microsoft.com/office/word/2020/wordml/sdtdatahash" xmlns:ask="http://schemas.microsoft.com/office/drawing/2018/sketchyshapes" xmlns:ve="http://schemas.openxmlformats.org/markup-compatibility/2006" sd="0">
+                          <ask:lineSketchStyleProps xmlns:ve="http://schemas.openxmlformats.org/markup-compatibility/2006" xmlns:ask="http://schemas.microsoft.com/office/drawing/2018/sketchyshapes" xmlns:w16sdtdh="http://schemas.microsoft.com/office/word/2020/wordml/sdtdatahash" xmlns:w16="http://schemas.microsoft.com/office/word/2018/wordml" xmlns:w16cid="http://schemas.microsoft.com/office/word/2016/wordml/cid" xmlns:w16cex="http://schemas.microsoft.com/office/word/2018/wordml/cex" xmlns:w="http://schemas.openxmlformats.org/wordprocessingml/2006/main" xmlns:w10="urn:schemas-microsoft-com:office:word" xmlns:v="urn:schemas-microsoft-com:vml" xmlns:o="urn:schemas-microsoft-com:office:office" xmlns:am3d="http://schemas.microsoft.com/office/drawing/2017/model3d" xmlns:aink="http://schemas.microsoft.com/office/drawing/2016/ink" xmlns:cx8="http://schemas.microsoft.com/office/drawing/2016/5/14/chartex" xmlns:cx7="http://schemas.microsoft.com/office/drawing/2016/5/13/chartex" xmlns:cx6="http://schemas.microsoft.com/office/drawing/2016/5/12/chartex" xmlns:cx5="http://schemas.microsoft.com/office/drawing/2016/5/11/chartex" xmlns:cx4="http://schemas.microsoft.com/office/drawing/2016/5/10/chartex" xmlns:cx3="http://schemas.microsoft.com/office/drawing/2016/5/9/chartex" xmlns:cx2="http://schemas.microsoft.com/office/drawing/2015/10/21/chartex" xmlns="" sd="0">
                             <a:custGeom>
                               <a:avLst/>
                               <a:gdLst/>
@@ -20338,7 +20357,6 @@
           <w:sz w:val="28"/>
           <w:szCs w:val="28"/>
         </w:rPr>
-        <w:lastRenderedPageBreak/>
         <w:t xml:space="preserve">Работа над проектом может быть продолжена </w:t>
       </w:r>
       <w:r>
@@ -20397,6 +20415,7 @@
           <w:sz w:val="28"/>
           <w:szCs w:val="28"/>
         </w:rPr>
+        <w:lastRenderedPageBreak/>
         <w:t>Создание м</w:t>
       </w:r>
       <w:r>
@@ -22175,6 +22194,7 @@
         <w:docPartUnique/>
       </w:docPartObj>
     </w:sdtPr>
+    <w:sdtEndPr/>
     <w:sdtContent>
       <w:p>
         <w:pPr>
@@ -22194,7 +22214,7 @@
           <w:rPr>
             <w:noProof/>
           </w:rPr>
-          <w:t>2</w:t>
+          <w:t>14</w:t>
         </w:r>
         <w:r>
           <w:fldChar w:fldCharType="end"/>
@@ -22215,6 +22235,7 @@
         <w:docPartUnique/>
       </w:docPartObj>
     </w:sdtPr>
+    <w:sdtEndPr/>
     <w:sdtContent>
       <w:p>
         <w:pPr>
@@ -27772,7 +27793,7 @@
 </file>
 
 <file path=customXml/itemProps1.xml><?xml version="1.0" encoding="utf-8"?>
-<ds:datastoreItem xmlns:ds="http://schemas.openxmlformats.org/officeDocument/2006/customXml" ds:itemID="{CE8B1167-B006-4CF1-B302-26D28B6F4B5D}">
+<ds:datastoreItem xmlns:ds="http://schemas.openxmlformats.org/officeDocument/2006/customXml" ds:itemID="{E1F2EFA1-71C7-429A-B768-CC0EEB81528D}">
   <ds:schemaRefs>
     <ds:schemaRef ds:uri="http://schemas.openxmlformats.org/officeDocument/2006/bibliography"/>
   </ds:schemaRefs>
